--- a/運用/利用規約/利用規約_2026年10月期.docx
+++ b/運用/利用規約/利用規約_2026年10月期.docx
@@ -870,7 +870,7 @@
           <w:sz w:val="21"/>
           <w:szCs w:val="21"/>
         </w:rPr>
-        <w:t xml:space="preserve">3．動画講座会員サイトおよび講座アーカイブの閲覧期間は、開講日から1年間とします。閲覧期間の満了後は、これらを利用できないものとします。</w:t>
+        <w:t xml:space="preserve">3．動画講座会員サイトおよび講座アーカイブの閲覧期間は、受講期間中とします。受講期間の満了後は、これらを利用できないものとします。</w:t>
       </w:r>
     </w:p>
     <w:p>
@@ -2096,7 +2096,7 @@
           <w:sz w:val="21"/>
           <w:szCs w:val="21"/>
         </w:rPr>
-        <w:t xml:space="preserve">2026年9月21日　制定</w:t>
+        <w:t xml:space="preserve">2026年9月21日　制定　2026年9月26日　改定</w:t>
       </w:r>
     </w:p>
     <w:p>
